--- a/1_Code/Experiment/exp_matlab/主试培训手册_Exp_Design_Formal.docx
+++ b/1_Code/Experiment/exp_matlab/主试培训手册_Exp_Design_Formal.docx
@@ -14,7 +14,7 @@
           <w:i/>
           <w:color w:val="595959"/>
         </w:rPr>
-        <w:t xml:space="preserve">适用程序：`1_Code/Experiment/exp_matlab/Exp_Design_Formal.m`（v4.6）</w:t>
+        <w:t xml:space="preserve">适用程序：`1_Code/Experiment/exp_matlab/Exp_Design_Formal.m`（v4.8）</w:t>
       </w:r>
     </w:p>
     <w:p>
@@ -23,7 +23,7 @@
           <w:i/>
           <w:color w:val="595959"/>
         </w:rPr>
-        <w:t xml:space="preserve">版本：v2.5（2026-10-18，v2.5 补「onset 之前的按键」症状与 v4.6；v2.4 随 D4 设计定稿 + 程序 v4.5；v2.1 补第 3.2 节自测；v2.2 增至四条并补 6.6 已知崩溃症状；v2.3 增至六条并加「整场冒烟」，对应程序 v4.5；v2.4 把刷新率从「≥ 60 Hz」收紧为**必须 60.004 Hz**、并补 §7 的「高刷屏症状」与 §8 的 Word 版生成办法。上一版 v1.2 还是旧的「9 条件」设计）｜培训对象：所有参与正式采集的主试</w:t>
+        <w:t xml:space="preserve">版本：v2.7（2026-10-18，v2.7 把六条自测改成路径无关的 `test\run_selftest.bat`、补 §7.w「把整个文件夹拷到实验室机」并对应程序 v4.8；v2.6 补「指导语一闪而过」症状与 v4.7 松键门槛；v2.5 补「onset 之前的按键」症状与 v4.6；v2.4 随 D4 设计定稿 + 程序 v4.5；v2.1 补第 3.2 节自测；v2.2 增至四条并补 6.6 已知崩溃症状；v2.3 增至六条并加「整场冒烟」，对应程序 v4.5；v2.4 把刷新率从「≥ 60 Hz」收紧为**必须 60.004 Hz**、并补 §7 的「高刷屏症状」与 §8 的 Word 版生成办法。上一版 v1.2 还是旧的「9 条件」设计）｜培训对象：所有参与正式采集的主试</w:t>
       </w:r>
     </w:p>
     <w:p>
@@ -1282,7 +1282,7 @@
         <w:rPr>
           <w:rFonts w:ascii="Consolas" w:hAnsi="Consolas"/>
         </w:rPr>
-        <w:t xml:space="preserve">matlab cd 'D:\GitHub_programe\GitHub\Guassion-Process-Experiment-Design\1_Code\Experiment\exp_matlab' setup_paths </w:t>
+        <w:t xml:space="preserve">matlab % 路径换成你这台机器上 exp_matlab 的实际位置（本行只是示例；实验室机不一样） cd 'D:\GitHub_programe\GitHub\Guassion-Process-Experiment-Design\1_Code\Experiment\exp_matlab' setup_paths </w:t>
       </w:r>
       <w:r>
         <w:t xml:space="preserve">``</w:t>
@@ -1388,16 +1388,27 @@
         <w:t xml:space="preserve">几个独立文件</w:t>
       </w:r>
       <w:r>
-        <w:t xml:space="preserve">，任何一方改了而另一方没跟上，症状就是主试被弹窗拒绝 或跑到一半崩掉（2026-10-18 就发生过两次：手册还是旧版，按它填「组别 7」被拒；以及 V4.3 的数据表 在第一个「未响应」试次崩掉，见 6.6）。所以开机前先跑这六条，在 </w:t>
-      </w:r>
-      <w:r>
-        <w:rPr>
-          <w:b/>
-        </w:rPr>
-        <w:t xml:space="preserve">Windows 命令行</w:t>
-      </w:r>
-      <w:r>
-        <w:t xml:space="preserve">里执行 （约 35 s，不需要被试在场）：</w:t>
+        <w:t xml:space="preserve">，任何一方改了而另一方没跟上，症状就是主试被弹窗拒绝 或跑到一半崩掉（2026-10-18 就发生过两次：手册还是旧版，按它填「组别 7」被拒；以及 V4.3 的数据表 在第一个「未响应」试次崩掉，见 6.6）。所以开机前先跑这六条，不需要被试在场（约 50 s）。</w:t>
+      </w:r>
+    </w:p>
+    <w:p>
+      <w:r>
+        <w:rPr>
+          <w:b/>
+        </w:rPr>
+        <w:t xml:space="preserve">做法（v2.7 起，路径无关）</w:t>
+      </w:r>
+      <w:r>
+        <w:t xml:space="preserve">：在 </w:t>
+      </w:r>
+      <w:r>
+        <w:rPr>
+          <w:rFonts w:ascii="Consolas" w:hAnsi="Consolas"/>
+        </w:rPr>
+        <w:t xml:space="preserve">exp_matlab</w:t>
+      </w:r>
+      <w:r>
+        <w:t xml:space="preserve"> 文件夹里双击</w:t>
       </w:r>
     </w:p>
     <w:p>
@@ -1408,10 +1419,80 @@
         <w:rPr>
           <w:rFonts w:ascii="Consolas" w:hAnsi="Consolas"/>
         </w:rPr>
-        <w:t xml:space="preserve">bat matlab -batch "cd('D:\GitHub_programe\GitHub\Guassion-Process-Experiment-Design\1_Code\Experiment\exp_matlab'); addpath('test'); check_ask_info" matlab -batch "cd('D:\GitHub_programe\GitHub\Guassion-Process-Experiment-Design\1_Code\Experiment\exp_matlab'); addpath('test'); check_input_validation" matlab -batch "cd('D:\GitHub_programe\GitHub\Guassion-Process-Experiment-Design\1_Code\Experiment\exp_matlab'); addpath('test'); check_data_accum" matlab -batch "cd('D:\GitHub_programe\GitHub\Guassion-Process-Experiment-Design\1_Code\Experiment\exp_matlab'); addpath('test'); runbatch_full_session(1, 99)" python -X utf8 D:\GitHub_programe\GitHub\Guassion-Process-Experiment-Design\1_Code\Experiment\exp_matlab\test\check_full_session.py python -X utf8 D:\GitHub_programe\GitHub\Guassion-Process-Experiment-Design\1_Code\Experiment\exp_matlab\test\check_manual_d4.py </w:t>
+        <w:t xml:space="preserve">bat test\run_selftest.bat </w:t>
       </w:r>
       <w:r>
         <w:t xml:space="preserve">``</w:t>
+      </w:r>
+    </w:p>
+    <w:p>
+      <w:r>
+        <w:t xml:space="preserve">它会自己切到程序目录（用 </w:t>
+      </w:r>
+      <w:r>
+        <w:rPr>
+          <w:rFonts w:ascii="Consolas" w:hAnsi="Consolas"/>
+        </w:rPr>
+        <w:t xml:space="preserve">%~dp0..</w:t>
+      </w:r>
+      <w:r>
+        <w:t xml:space="preserve">），把六条依次跑完，最后一行明确告诉你 </w:t>
+      </w:r>
+      <w:r>
+        <w:rPr>
+          <w:rFonts w:ascii="Consolas" w:hAnsi="Consolas"/>
+        </w:rPr>
+        <w:t xml:space="preserve">all six commands returned 0</w:t>
+      </w:r>
+      <w:r>
+        <w:t xml:space="preserve">（六条都返回 0）还是 </w:t>
+      </w:r>
+      <w:r>
+        <w:rPr>
+          <w:rFonts w:ascii="Consolas" w:hAnsi="Consolas"/>
+        </w:rPr>
+        <w:t xml:space="preserve">SOME STEP RETURNED NON-ZERO</w:t>
+      </w:r>
+      <w:r>
+        <w:t xml:space="preserve">（后者</w:t>
+      </w:r>
+      <w:r>
+        <w:rPr>
+          <w:b/>
+        </w:rPr>
+        <w:t xml:space="preserve">不要开始采集</w:t>
+      </w:r>
+      <w:r>
+        <w:t xml:space="preserve">）。 </w:t>
+      </w:r>
+      <w:r>
+        <w:rPr>
+          <w:b/>
+        </w:rPr>
+        <w:t xml:space="preserve">整个 `exp_matlab` 文件夹拷到实验室机也不用改任何路径</w:t>
+      </w:r>
+      <w:r>
+        <w:t xml:space="preserve">——这正是 v2.7 要解决的问题。</w:t>
+      </w:r>
+    </w:p>
+    <w:p>
+      <w:r>
+        <w:rPr>
+          <w:b/>
+        </w:rPr>
+        <w:t xml:space="preserve">要一条一条手动跑，或想看清每条在测什么</w:t>
+      </w:r>
+      <w:r>
+        <w:t xml:space="preserve">（都在 </w:t>
+      </w:r>
+      <w:r>
+        <w:rPr>
+          <w:rFonts w:ascii="Consolas" w:hAnsi="Consolas"/>
+        </w:rPr>
+        <w:t xml:space="preserve">exp_matlab</w:t>
+      </w:r>
+      <w:r>
+        <w:t xml:space="preserve"> 目录下执行）：</w:t>
       </w:r>
     </w:p>
     <w:tbl>
@@ -1470,7 +1551,7 @@
           <w:tcPr/>
           <w:p>
             <w:r>
-              <w:t xml:space="preserve">`check_ask_info`</w:t>
+              <w:t xml:space="preserve">`matlab -batch "addpath('test'); check_ask_info"`</w:t>
             </w:r>
           </w:p>
         </w:tc>
@@ -1488,7 +1569,7 @@
           <w:tcPr/>
           <w:p>
             <w:r>
-              <w:t xml:space="preserve">`check_input_validation`</w:t>
+              <w:t xml:space="preserve">`matlab -batch "addpath('test'); check_input_validation"`</w:t>
             </w:r>
           </w:p>
         </w:tc>
@@ -1506,7 +1587,7 @@
           <w:tcPr/>
           <w:p>
             <w:r>
-              <w:t xml:space="preserve">`check_data_accum`</w:t>
+              <w:t xml:space="preserve">`matlab -batch "addpath('test'); check_data_accum"`</w:t>
             </w:r>
           </w:p>
         </w:tc>
@@ -1524,15 +1605,15 @@
           <w:tcPr/>
           <w:p>
             <w:r>
-              <w:t xml:space="preserve">`runbatch_full_session(1, 99)`</w:t>
-            </w:r>
-          </w:p>
-        </w:tc>
-        <w:tc>
-          <w:tcPr/>
-          <w:p>
-            <w:r>
-              <w:t xml:space="preserve">末行 `SUMMARY pass=27 fail=0`（**整场冒烟**：用 24 个假 PTB 桩在无屏幕环境真的跑完 576 试次，约 3 秒）</w:t>
+              <w:t xml:space="preserve">`matlab -batch "addpath('test'); runbatch_full_session(1, 99)"`</w:t>
+            </w:r>
+          </w:p>
+        </w:tc>
+        <w:tc>
+          <w:tcPr/>
+          <w:p>
+            <w:r>
+              <w:t xml:space="preserve">末行 `SUMMARY pass=27 fail=0`（**整场冒烟**：24 个假 PTB 桩、无屏幕真跑 576 试次，约 3 秒）</w:t>
             </w:r>
           </w:p>
         </w:tc>
@@ -1542,15 +1623,15 @@
           <w:tcPr/>
           <w:p>
             <w:r>
-              <w:t xml:space="preserve">`check_full_session.py`</w:t>
-            </w:r>
-          </w:p>
-        </w:tc>
-        <w:tc>
-          <w:tcPr/>
-          <w:p>
-            <w:r>
-              <w:t xml:space="preserve">末行 `== 通过 23 / 未通过 0 ==`</w:t>
+              <w:t xml:space="preserve">`python -X utf8 test\check_full_session.py`</w:t>
+            </w:r>
+          </w:p>
+        </w:tc>
+        <w:tc>
+          <w:tcPr/>
+          <w:p>
+            <w:r>
+              <w:t xml:space="preserve">末行 `== 通过 32 / 未通过 0 ==`</w:t>
             </w:r>
           </w:p>
         </w:tc>
@@ -1560,21 +1641,35 @@
           <w:tcPr/>
           <w:p>
             <w:r>
-              <w:t xml:space="preserve">`check_manual_d4.py`</w:t>
-            </w:r>
-          </w:p>
-        </w:tc>
-        <w:tc>
-          <w:tcPr/>
-          <w:p>
-            <w:r>
-              <w:t xml:space="preserve">末行 `共 40 项：通过 40 / 未通过 0`</w:t>
+              <w:t xml:space="preserve">`python -X utf8 test\check_manual_d4.py`</w:t>
+            </w:r>
+          </w:p>
+        </w:tc>
+        <w:tc>
+          <w:tcPr/>
+          <w:p>
+            <w:r>
+              <w:t xml:space="preserve">末行 `== 共 40 项：通过 40 / 未通过 0 ==`</w:t>
             </w:r>
           </w:p>
         </w:tc>
       </w:tr>
     </w:tbl>
     <w:p/>
+    <w:p>
+      <w:r>
+        <w:t xml:space="preserve">MATLAB 与 Python 必须已在 PATH 里。实验室机若提示"不是内部或外部命令"，用 MATLAB 的全路径 （例如 </w:t>
+      </w:r>
+      <w:r>
+        <w:rPr>
+          <w:rFonts w:ascii="Consolas" w:hAnsi="Consolas"/>
+        </w:rPr>
+        <w:t xml:space="preserve">E:\matlab2023b\bin\matlab.exe -batch "addpath('test'); check_ask_info"</w:t>
+      </w:r>
+      <w:r>
+        <w:t xml:space="preserve">），Python 同理。</w:t>
+      </w:r>
+    </w:p>
     <w:p>
       <w:r>
         <w:t xml:space="preserve">六条全过才动机器。任一条 ❌ ⇒ 把整屏输出</w:t>
@@ -3116,7 +3211,16 @@
         <w:t xml:space="preserve">v4.6 已修</w:t>
       </w:r>
       <w:r>
-        <w:t xml:space="preserve">：kqFirstPressUntil(deadline, tFloor) 只接受 	Floor &lt; 时间戳 ≤ deadline 的按键，</w:t>
+        <w:t xml:space="preserve">：kqFirstPressUntil(deadline, tFloor) 只接受 </w:t>
+      </w:r>
+      <w:r>
+        <w:rPr>
+          <w:rFonts w:ascii="Consolas" w:hAnsi="Consolas"/>
+        </w:rPr>
+        <w:t xml:space="preserve">tFloor</w:t>
+      </w:r>
+      <w:r>
+        <w:t xml:space="preserve"> &lt; 时间戳 ≤ deadline 的按键，</w:t>
       </w:r>
     </w:p>
     <w:p>
@@ -3131,10 +3235,19 @@
         <w:rPr>
           <w:b/>
         </w:rPr>
-        <w:t xml:space="preserve">怎么确认跑的是 v4.6</w:t>
-      </w:r>
-      <w:r>
-        <w:t xml:space="preserve">：	ype Exp_Design_Formal.m | findstr "v4.6"，应打印 ★★ v4.6 本次修正 段头注。</w:t>
+        <w:t xml:space="preserve">怎么确认跑的是 v4.8</w:t>
+      </w:r>
+      <w:r>
+        <w:t xml:space="preserve">：</w:t>
+      </w:r>
+      <w:r>
+        <w:rPr>
+          <w:rFonts w:ascii="Consolas" w:hAnsi="Consolas"/>
+        </w:rPr>
+        <w:t xml:space="preserve">type Exp_Design_Formal.m | findstr "v4.8"</w:t>
+      </w:r>
+      <w:r>
+        <w:t xml:space="preserve">，应打印 ★★ v4.8 本次修正 段头注。</w:t>
       </w:r>
     </w:p>
     <w:p>
@@ -3157,6 +3270,274 @@
       </w:r>
       <w:r>
         <w:t xml:space="preserve">；若在 v4.5 上跑过技术被试，用 v4.6 复跑一场再回填 §6。</w:t>
+      </w:r>
+    </w:p>
+    <w:p>
+      <w:pStyle w:val="Heading3"/>
+      <w:r>
+        <w:t xml:space="preserve">7.z 「块首指导语一闪而过、没按空格就进了正式实验」（v2.6 新增，2026-10-18）</w:t>
+      </w:r>
+    </w:p>
+    <w:p>
+      <w:ind w:left="360"/>
+      •  
+      <w:r>
+        <w:rPr>
+          <w:b/>
+        </w:rPr>
+        <w:t xml:space="preserve">现象</w:t>
+      </w:r>
+      <w:r>
+        <w:t xml:space="preserve">：每组开始前那张「本组反应窗口：800 毫秒 / 准备好后按空格键开始本组」的指导语只闪一下，被试还没读完就进了第一个试次；被试因此不知道本组窗口是多少，那一个试次通常白丢。</w:t>
+      </w:r>
+    </w:p>
+    <w:p>
+      <w:ind w:left="360"/>
+      •  
+      <w:r>
+        <w:rPr>
+          <w:b/>
+        </w:rPr>
+        <w:t xml:space="preserve">成因</w:t>
+      </w:r>
+      <w:r>
+        <w:t xml:space="preserve">（v4.6 及更早）：相邻两处「按空格继续」都用 </w:t>
+      </w:r>
+      <w:r>
+        <w:rPr>
+          <w:rFonts w:ascii="Consolas" w:hAnsi="Consolas"/>
+        </w:rPr>
+        <w:t xml:space="preserve">KbCheck</w:t>
+      </w:r>
+      <w:r>
+        <w:t xml:space="preserve"> 忙等「此刻空格是否按着」，没有「按下沿」的概念。上一屏（练习结束休息屏）确认用的空格若还按着，下一屏的循环立刻被穿透——两屏之间只隔一次 </w:t>
+      </w:r>
+      <w:r>
+        <w:rPr>
+          <w:rFonts w:ascii="Consolas" w:hAnsi="Consolas"/>
+        </w:rPr>
+        <w:t xml:space="preserve">Screen('Flip')</w:t>
+      </w:r>
+      <w:r>
+        <w:t xml:space="preserve"> 与几十毫秒建表时间，</w:t>
+      </w:r>
+      <w:r>
+        <w:rPr>
+          <w:b/>
+        </w:rPr>
+        <w:t xml:space="preserve">按住 50 ms 就够</w:t>
+      </w:r>
+      <w:r>
+        <w:t xml:space="preserve">。</w:t>
+      </w:r>
+    </w:p>
+    <w:p>
+      <w:ind w:left="360"/>
+      •  
+      <w:r>
+        <w:rPr>
+          <w:b/>
+        </w:rPr>
+        <w:t xml:space="preserve">v4.7 已修</w:t>
+      </w:r>
+      <w:r>
+        <w:t xml:space="preserve">：新增 </w:t>
+      </w:r>
+      <w:r>
+        <w:rPr>
+          <w:rFonts w:ascii="Consolas" w:hAnsi="Consolas"/>
+        </w:rPr>
+        <w:t xml:space="preserve">waitForSpaceRelease()</w:t>
+      </w:r>
+      <w:r>
+        <w:t xml:space="preserve">，8 处空格等待之前都先等一次「所有键都松开」（最多等 5 s，防键卡死）再等新的按下。</w:t>
+      </w:r>
+    </w:p>
+    <w:p>
+      <w:ind w:left="360"/>
+      •  
+      <w:r>
+        <w:rPr>
+          <w:b/>
+        </w:rPr>
+        <w:t xml:space="preserve">怎么确认跑的是 v4.8</w:t>
+      </w:r>
+      <w:r>
+        <w:t xml:space="preserve">：</w:t>
+      </w:r>
+      <w:r>
+        <w:rPr>
+          <w:rFonts w:ascii="Consolas" w:hAnsi="Consolas"/>
+        </w:rPr>
+        <w:t xml:space="preserve">type Exp_Design_Formal.m | findstr "v4.8"</w:t>
+      </w:r>
+      <w:r>
+        <w:t xml:space="preserve">，应打印 ★★ v4.8 本次修正 段头注。</w:t>
+      </w:r>
+    </w:p>
+    <w:p>
+      <w:ind w:left="360"/>
+      •  
+      <w:r>
+        <w:rPr>
+          <w:b/>
+        </w:rPr>
+        <w:t xml:space="preserve">已生成的数据怎么办</w:t>
+      </w:r>
+      <w:r>
+        <w:t xml:space="preserve">：v4.6 及更早的场次里，若某组的第一个试次是 </w:t>
+      </w:r>
+      <w:r>
+        <w:rPr>
+          <w:rFonts w:ascii="Consolas" w:hAnsi="Consolas"/>
+        </w:rPr>
+        <w:t xml:space="preserve">timeout</w:t>
+      </w:r>
+      <w:r>
+        <w:t xml:space="preserve"> 或 </w:t>
+      </w:r>
+      <w:r>
+        <w:rPr>
+          <w:rFonts w:ascii="Consolas" w:hAnsi="Consolas"/>
+        </w:rPr>
+        <w:t xml:space="preserve">premature_press=1</w:t>
+      </w:r>
+      <w:r>
+        <w:t xml:space="preserve">，可能就是这条造成的。不用作废整场，但在分析里备注「该组首个试次的反应窗口可能未被读到」；v4.7 起不再出现。</w:t>
+      </w:r>
+    </w:p>
+    <w:p>
+      <w:pStyle w:val="Heading3"/>
+      <w:r>
+        <w:t xml:space="preserve">7.w 把整个文件夹拷到实验室机（v2.7 新增，D92）</w:t>
+      </w:r>
+    </w:p>
+    <w:p>
+      <w:ind w:left="360"/>
+      •  
+      <w:r>
+        <w:rPr>
+          <w:b/>
+        </w:rPr>
+        <w:t xml:space="preserve">只拷 `exp_matlab` 这一个文件夹</w:t>
+      </w:r>
+      <w:r>
+        <w:t xml:space="preserve">（含 </w:t>
+      </w:r>
+      <w:r>
+        <w:rPr>
+          <w:rFonts w:ascii="Consolas" w:hAnsi="Consolas"/>
+        </w:rPr>
+        <w:t xml:space="preserve">test\</w:t>
+      </w:r>
+      <w:r>
+        <w:t xml:space="preserve">、10 张掩蔽 PNG、</w:t>
+      </w:r>
+      <w:r>
+        <w:rPr>
+          <w:rFonts w:ascii="Consolas" w:hAnsi="Consolas"/>
+        </w:rPr>
+        <w:t xml:space="preserve">setup_paths.m</w:t>
+      </w:r>
+      <w:r>
+        <w:t xml:space="preserve">）到任意位置即可，不必拷整个仓库。</w:t>
+      </w:r>
+    </w:p>
+    <w:p>
+      <w:ind w:left="360"/>
+      •  
+      <w:r>
+        <w:rPr>
+          <w:b/>
+        </w:rPr>
+        <w:t xml:space="preserve">程序资源跟着程序目录走</w:t>
+      </w:r>
+      <w:r>
+        <w:t xml:space="preserve">（v4.8 起）：10 张掩蔽纹理按 </w:t>
+      </w:r>
+      <w:r>
+        <w:rPr>
+          <w:rFonts w:ascii="Consolas" w:hAnsi="Consolas"/>
+        </w:rPr>
+        <w:t xml:space="preserve">fileparts(mfilename('fullpath'))</w:t>
+      </w:r>
+      <w:r>
+        <w:t xml:space="preserve"> 解析，</w:t>
+      </w:r>
+    </w:p>
+    <w:p>
+      <w:r>
+        <w:t xml:space="preserve">所以 MATLAB 的当前文件夹</w:t>
+      </w:r>
+      <w:r>
+        <w:rPr>
+          <w:b/>
+        </w:rPr>
+        <w:t xml:space="preserve">不需要</w:t>
+      </w:r>
+      <w:r>
+        <w:t xml:space="preserve">是程序目录；数据仍然写在</w:t>
+      </w:r>
+      <w:r>
+        <w:rPr>
+          <w:b/>
+        </w:rPr>
+        <w:t xml:space="preserve">当前文件夹</w:t>
+      </w:r>
+      <w:r>
+        <w:t xml:space="preserve">（照本文第 7 节把当前文件夹设成本轮数据文件夹）。</w:t>
+      </w:r>
+    </w:p>
+    <w:p>
+      <w:ind w:left="360"/>
+      •  
+      <w:r>
+        <w:t xml:space="preserve">启动会打印两行自检，</w:t>
+      </w:r>
+      <w:r>
+        <w:rPr>
+          <w:b/>
+        </w:rPr>
+        <w:t xml:space="preserve">每次开机扫一眼</w:t>
+      </w:r>
+      <w:r>
+        <w:t xml:space="preserve">：</w:t>
+      </w:r>
+    </w:p>
+    <w:p>
+      <w:r>
+        <w:rPr>
+          <w:rFonts w:ascii="Consolas" w:hAnsi="Consolas"/>
+        </w:rPr>
+        <w:t xml:space="preserve">[路径] 程序目录（掩蔽纹理） = …</w:t>
+      </w:r>
+      <w:r>
+        <w:t xml:space="preserve"> 与 </w:t>
+      </w:r>
+      <w:r>
+        <w:rPr>
+          <w:rFonts w:ascii="Consolas" w:hAnsi="Consolas"/>
+        </w:rPr>
+        <w:t xml:space="preserve">[路径] 输出目录（CSV/txt） = …</w:t>
+      </w:r>
+      <w:r>
+        <w:t xml:space="preserve">。 若报「掩蔽纹理缺失（程序目录 = …）：xxx.png」，说明 PNG 没拷全（缺哪张会一次列全），当场补上再跑。</w:t>
+      </w:r>
+    </w:p>
+    <w:p>
+      <w:ind w:left="360"/>
+      •  
+      <w:r>
+        <w:t xml:space="preserve">数据必须落在你设的那个数据文件夹里；如果打印的「输出目录」不是它，说明当前文件夹设错了，</w:t>
+      </w:r>
+      <w:r>
+        <w:rPr>
+          <w:b/>
+        </w:rPr>
+        <w:t xml:space="preserve">当场停下改好再重跑</w:t>
+      </w:r>
+      <w:r>
+        <w:t xml:space="preserve">。</w:t>
       </w:r>
     </w:p>
     <w:p>

--- a/1_Code/Experiment/exp_matlab/主试培训手册_Exp_Design_Formal.docx
+++ b/1_Code/Experiment/exp_matlab/主试培训手册_Exp_Design_Formal.docx
@@ -14,7 +14,7 @@
           <w:i/>
           <w:color w:val="595959"/>
         </w:rPr>
-        <w:t xml:space="preserve">适用程序：`1_Code/Experiment/exp_matlab/Exp_Design_Formal.m`（v4.8）</w:t>
+        <w:t xml:space="preserve">适用程序：`1_Code/Experiment/exp_matlab/Exp_Design_Formal.m`（v4.9）</w:t>
       </w:r>
     </w:p>
     <w:p>
@@ -23,7 +23,7 @@
           <w:i/>
           <w:color w:val="595959"/>
         </w:rPr>
-        <w:t xml:space="preserve">版本：v2.7（2026-10-18，v2.7 把六条自测改成路径无关的 `test\run_selftest.bat`、补 §7.w「把整个文件夹拷到实验室机」并对应程序 v4.8；v2.6 补「指导语一闪而过」症状与 v4.7 松键门槛；v2.5 补「onset 之前的按键」症状与 v4.6；v2.4 随 D4 设计定稿 + 程序 v4.5；v2.1 补第 3.2 节自测；v2.2 增至四条并补 6.6 已知崩溃症状；v2.3 增至六条并加「整场冒烟」，对应程序 v4.5；v2.4 把刷新率从「≥ 60 Hz」收紧为**必须 60.004 Hz**、并补 §7 的「高刷屏症状」与 §8 的 Word 版生成办法。上一版 v1.2 还是旧的「9 条件」设计）｜培训对象：所有参与正式采集的主试</w:t>
+        <w:t xml:space="preserve">版本：v2.8（2026-10-18，v2.8 把练习段口径改成 `max(4, P)`——组 1 也有 4 个兜底练习——并对应程序 v4.9；v2.7 把六条自测改成路径无关的 `test\run_selftest.bat`、补 §7.w「把整个文件夹拷到实验室机」并对应程序 v4.8；v2.6 补「指导语一闪而过」症状与 v4.7 松键门槛；v2.5 补「onset 之前的按键」症状与 v4.6；v2.4 随 D4 设计定稿 + 程序 v4.5；v2.1 补第 3.2 节自测；v2.2 增至四条并补 6.6 已知崩溃症状；v2.3 增至六条并加「整场冒烟」，对应程序 v4.5；v2.4 把刷新率从「≥ 60 Hz」收紧为**必须 60.004 Hz**、并补 §7 的「高刷屏症状」与 §8 的 Word 版生成办法。上一版 v1.2 还是旧的「9 条件」设计）｜培训对象：所有参与正式采集的主试</w:t>
       </w:r>
     </w:p>
     <w:p>
@@ -156,7 +156,7 @@
               <w:rPr>
                 <w:b/>
               </w:rPr>
-              <w:t xml:space="preserve">P（额外练习试次）</w:t>
+              <w:t xml:space="preserve">P（组参数）⇒ 实际练习试次</w:t>
             </w:r>
           </w:p>
         </w:tc>
@@ -187,7 +187,7 @@
           <w:tcPr/>
           <w:p>
             <w:r>
-              <w:t xml:space="preserve">0（无额外练习）</w:t>
+              <w:t xml:space="preserve">0 ⇒ **4**（兜底）</w:t>
             </w:r>
           </w:p>
         </w:tc>
@@ -324,12 +324,18 @@
         <w:t xml:space="preserve">被试间</w:t>
       </w:r>
       <w:r>
-        <w:t xml:space="preserve"> 4 组 = 0 / 8 / 32 / 120 个练习试次。</w:t>
-      </w:r>
-    </w:p>
-    <w:p>
-      <w:r>
-        <w:t xml:space="preserve">（所有被试都先做 60 s 联结学习 ⇒ P=0 不等于「零暴露」，它只是「没有额外练习」。）</w:t>
+        <w:t xml:space="preserve"> 4 组 = 0 / 8 / 32 / 120；</w:t>
+      </w:r>
+      <w:r>
+        <w:rPr>
+          <w:b/>
+        </w:rPr>
+        <w:t xml:space="preserve">实际练习试次 = `max(4, P)`</w:t>
+      </w:r>
+    </w:p>
+    <w:p>
+      <w:r>
+        <w:t xml:space="preserve">⇒ 组 1 也有 4 个兜底练习（不是「组 1 没有练习」，v2.8 更正）。 （所有被试都先做 60 s 联结学习 ⇒ P=0 不等于「零暴露」，它只是「没有额外练习」。）</w:t>
       </w:r>
     </w:p>
     <w:p>
@@ -437,7 +443,39 @@
       <w:ind w:left="360"/>
       •  
       <w:r>
-        <w:t xml:space="preserve">练习试次 = 本组的 P（组 1 没有练习，直接从联结学习进入正式）。</w:t>
+        <w:t xml:space="preserve">练习试次 = </w:t>
+      </w:r>
+      <w:r>
+        <w:rPr>
+          <w:rFonts w:ascii="Consolas" w:hAnsi="Consolas"/>
+        </w:rPr>
+        <w:t xml:space="preserve">max(4, 本组的 P)</w:t>
+      </w:r>
+      <w:r>
+        <w:t xml:space="preserve">：组 1 为 </w:t>
+      </w:r>
+      <w:r>
+        <w:rPr>
+          <w:b/>
+        </w:rPr>
+        <w:t xml:space="preserve">4 个兜底练习</w:t>
+      </w:r>
+      <w:r>
+        <w:t xml:space="preserve">（先走通一遍完整流程再进正式），</w:t>
+      </w:r>
+    </w:p>
+    <w:p>
+      <w:r>
+        <w:t xml:space="preserve">组 2/3/4 为 8 / 32 / 120。</w:t>
+      </w:r>
+      <w:r>
+        <w:rPr>
+          <w:rFonts w:ascii="Consolas" w:hAnsi="Consolas"/>
+        </w:rPr>
+        <w:t xml:space="preserve">P</w:t>
+      </w:r>
+      <w:r>
+        <w:t xml:space="preserve"> 仍是组参数，CSV 第 8 列组 1 写 0（练习行数与它不是同一个量）。</w:t>
       </w:r>
     </w:p>
     <w:p>
@@ -642,7 +680,7 @@
           <w:tcPr/>
           <w:p>
             <w:r>
-              <w:t xml:space="preserve">0</w:t>
+              <w:t xml:space="preserve">4（兜底）</w:t>
             </w:r>
           </w:p>
         </w:tc>
@@ -1631,7 +1669,7 @@
           <w:tcPr/>
           <w:p>
             <w:r>
-              <w:t xml:space="preserve">末行 `== 通过 32 / 未通过 0 ==`</w:t>
+              <w:t xml:space="preserve">末行 `== 通过 34 / 未通过 0 ==`</w:t>
             </w:r>
           </w:p>
         </w:tc>
@@ -2266,23 +2304,37 @@
     <w:p>
       <w:pStyle w:val="Heading3"/>
       <w:r>
-        <w:t xml:space="preserve">5.3 练习阶段（只有 P&gt;0 的组才有）</w:t>
-      </w:r>
-    </w:p>
-    <w:p>
-      <w:ind w:left="360"/>
-      •  
-      <w:r>
-        <w:t xml:space="preserve">组 2（P=8）有 8 个练习试次；组 3（P=32）有 32 个；组 4（P=120）有 120 个；</w:t>
-      </w:r>
-      <w:r>
-        <w:rPr>
-          <w:b/>
-        </w:rPr>
-        <w:t xml:space="preserve">组 1（P=0）没有练习</w:t>
-      </w:r>
-      <w:r>
-        <w:t xml:space="preserve">。</w:t>
+        <w:t xml:space="preserve">5.3 练习阶段（4–120 试次；组 1 为 4 个兜底）</w:t>
+      </w:r>
+    </w:p>
+    <w:p>
+      <w:ind w:left="360"/>
+      •  
+      <w:r>
+        <w:t xml:space="preserve">练习试次 = </w:t>
+      </w:r>
+      <w:r>
+        <w:rPr>
+          <w:rFonts w:ascii="Consolas" w:hAnsi="Consolas"/>
+        </w:rPr>
+        <w:t xml:space="preserve">max(4, P)</w:t>
+      </w:r>
+      <w:r>
+        <w:t xml:space="preserve">：组 1（P=0）</w:t>
+      </w:r>
+      <w:r>
+        <w:rPr>
+          <w:b/>
+        </w:rPr>
+        <w:t xml:space="preserve">4 个兜底</w:t>
+      </w:r>
+      <w:r>
+        <w:t xml:space="preserve">、组 2 为 8、组 3 为 32、组 4 为 120。</w:t>
+      </w:r>
+    </w:p>
+    <w:p>
+      <w:r>
+        <w:t xml:space="preserve">组 1 的这 4 个试次同样给正确/错误/过慢反馈，目的是让被试在正式前走通一遍完整流程。</w:t>
       </w:r>
     </w:p>
     <w:p>
@@ -2982,10 +3034,10 @@
         <w:rPr>
           <w:b/>
         </w:rPr>
-        <w:t xml:space="preserve">576 + P</w:t>
-      </w:r>
-      <w:r>
-        <w:t xml:space="preserve"> 行、txt 同量行。</w:t>
+        <w:t xml:space="preserve">576 + max(4, P)</w:t>
+      </w:r>
+      <w:r>
+        <w:t xml:space="preserve"> 行（组 1 = 580 行）、txt 同量行。</w:t>
       </w:r>
     </w:p>
     <w:p>
@@ -3235,7 +3287,7 @@
         <w:rPr>
           <w:b/>
         </w:rPr>
-        <w:t xml:space="preserve">怎么确认跑的是 v4.8</w:t>
+        <w:t xml:space="preserve">怎么确认跑的是 v4.9</w:t>
       </w:r>
       <w:r>
         <w:t xml:space="preserve">：</w:t>
@@ -3244,10 +3296,10 @@
         <w:rPr>
           <w:rFonts w:ascii="Consolas" w:hAnsi="Consolas"/>
         </w:rPr>
-        <w:t xml:space="preserve">type Exp_Design_Formal.m | findstr "v4.8"</w:t>
-      </w:r>
-      <w:r>
-        <w:t xml:space="preserve">，应打印 ★★ v4.8 本次修正 段头注。</w:t>
+        <w:t xml:space="preserve">type Exp_Design_Formal.m | findstr "v4.9"</w:t>
+      </w:r>
+      <w:r>
+        <w:t xml:space="preserve">，应打印 ★★ v4.9 本次修正 段头注。</w:t>
       </w:r>
     </w:p>
     <w:p>
@@ -3360,7 +3412,7 @@
         <w:rPr>
           <w:b/>
         </w:rPr>
-        <w:t xml:space="preserve">怎么确认跑的是 v4.8</w:t>
+        <w:t xml:space="preserve">怎么确认跑的是 v4.9</w:t>
       </w:r>
       <w:r>
         <w:t xml:space="preserve">：</w:t>
@@ -3369,10 +3421,10 @@
         <w:rPr>
           <w:rFonts w:ascii="Consolas" w:hAnsi="Consolas"/>
         </w:rPr>
-        <w:t xml:space="preserve">type Exp_Design_Formal.m | findstr "v4.8"</w:t>
-      </w:r>
-      <w:r>
-        <w:t xml:space="preserve">，应打印 ★★ v4.8 本次修正 段头注。</w:t>
+        <w:t xml:space="preserve">type Exp_Design_Formal.m | findstr "v4.9"</w:t>
+      </w:r>
+      <w:r>
+        <w:t xml:space="preserve">，应打印 ★★ v4.9 本次修正 段头注。</w:t>
       </w:r>
     </w:p>
     <w:p>
@@ -3595,7 +3647,25 @@
         <w:t xml:space="preserve">576</w:t>
       </w:r>
       <w:r>
-        <w:t xml:space="preserve">；练习行数 = P（组 1 应为 0 行练习）</w:t>
+        <w:t xml:space="preserve">；练习行数 = </w:t>
+      </w:r>
+      <w:r>
+        <w:rPr>
+          <w:rFonts w:ascii="Consolas" w:hAnsi="Consolas"/>
+        </w:rPr>
+        <w:t xml:space="preserve">max(4, P)</w:t>
+      </w:r>
+      <w:r>
+        <w:t xml:space="preserve">（组 1 应为 </w:t>
+      </w:r>
+      <w:r>
+        <w:rPr>
+          <w:b/>
+        </w:rPr>
+        <w:t xml:space="preserve">4</w:t>
+      </w:r>
+      <w:r>
+        <w:t xml:space="preserve"> 行练习，不是 0）</w:t>
       </w:r>
     </w:p>
     <w:p>
